--- a/treasury-platform/docs/30-readiness/word/DOC-S02-key-management-encryption.docx
+++ b/treasury-platform/docs/30-readiness/word/DOC-S02-key-management-encryption.docx
@@ -7770,7 +7770,7 @@
           <w:szCs w:val="21"/>
           <w:rtl/>
         </w:rPr>
-        <w:t xml:space="preserve">توفر TDE وتشفير النسخ يُتحقق منه للإصدار المرخَّص (Edition) من SQL Server؛ سير عمل CI يضبط الإصدار Developer (.github/workflows/db-ci.yml:35)، ولم يعمل على GitHub بعد (O-02 (erd_open_items))، والتشغيل في حاوية التطوير لا يثبت هو أيضًا شيئًا عن الترخيص الإنتاجي (DQ-S02-5).</w:t>
+        <w:t xml:space="preserve">توفر TDE وتشفير النسخ يُتحقق منه للإصدار المرخَّص (Edition) من SQL Server؛ سير عمل CI يضبط الإصدار Developer (../.github/workflows/treasury-db-ci.yml:40، جذر المستودع)، ويعمل على GitHub منذ 2026-10-12 (O-02 (erd_open_items))؛ ونجاحه هناك أو في حاوية التطوير لا يثبت شيئًا عن الترخيص الإنتاجي (DQ-S02-5).</w:t>
       </w:r>
     </w:p>
     <w:p>

--- a/treasury-platform/docs/30-readiness/word/DOC-S02-key-management-encryption.docx
+++ b/treasury-platform/docs/30-readiness/word/DOC-S02-key-management-encryption.docx
@@ -15838,11 +15838,11 @@
         </w:tblBorders>
       </w:tblPr>
       <w:tblGrid>
-        <w:gridCol w:w="1755"/>
-        <w:gridCol w:w="1950"/>
-        <w:gridCol w:w="2454"/>
-        <w:gridCol w:w="1560"/>
-        <w:gridCol w:w="2145"/>
+        <w:gridCol w:w="1688"/>
+        <w:gridCol w:w="1875"/>
+        <w:gridCol w:w="2738"/>
+        <w:gridCol w:w="1500"/>
+        <w:gridCol w:w="2063"/>
       </w:tblGrid>
       <w:tr>
         <w:trPr>
@@ -15851,7 +15851,7 @@
         </w:trPr>
         <w:tc>
           <w:tcPr>
-            <w:tcW w:type="dxa" w:w="1755"/>
+            <w:tcW w:type="dxa" w:w="1688"/>
             <w:tcBorders>
               <w:top w:val="single" w:color="BFC9D6" w:sz="4"/>
               <w:left w:val="single" w:color="BFC9D6" w:sz="4"/>
@@ -15889,7 +15889,7 @@
         </w:tc>
         <w:tc>
           <w:tcPr>
-            <w:tcW w:type="dxa" w:w="1950"/>
+            <w:tcW w:type="dxa" w:w="1875"/>
             <w:tcBorders>
               <w:top w:val="single" w:color="BFC9D6" w:sz="4"/>
               <w:left w:val="single" w:color="BFC9D6" w:sz="4"/>
@@ -15927,7 +15927,7 @@
         </w:tc>
         <w:tc>
           <w:tcPr>
-            <w:tcW w:type="dxa" w:w="2454"/>
+            <w:tcW w:type="dxa" w:w="2738"/>
             <w:tcBorders>
               <w:top w:val="single" w:color="BFC9D6" w:sz="4"/>
               <w:left w:val="single" w:color="BFC9D6" w:sz="4"/>
@@ -15965,7 +15965,7 @@
         </w:tc>
         <w:tc>
           <w:tcPr>
-            <w:tcW w:type="dxa" w:w="1560"/>
+            <w:tcW w:type="dxa" w:w="1500"/>
             <w:tcBorders>
               <w:top w:val="single" w:color="BFC9D6" w:sz="4"/>
               <w:left w:val="single" w:color="BFC9D6" w:sz="4"/>
@@ -16003,7 +16003,7 @@
         </w:tc>
         <w:tc>
           <w:tcPr>
-            <w:tcW w:type="dxa" w:w="2145"/>
+            <w:tcW w:type="dxa" w:w="2063"/>
             <w:tcBorders>
               <w:top w:val="single" w:color="BFC9D6" w:sz="4"/>
               <w:left w:val="single" w:color="BFC9D6" w:sz="4"/>
@@ -16046,7 +16046,7 @@
         </w:trPr>
         <w:tc>
           <w:tcPr>
-            <w:tcW w:type="dxa" w:w="1755"/>
+            <w:tcW w:type="dxa" w:w="1688"/>
             <w:tcBorders>
               <w:top w:val="single" w:color="BFC9D6" w:sz="4"/>
               <w:left w:val="single" w:color="BFC9D6" w:sz="4"/>
@@ -16082,7 +16082,7 @@
         </w:tc>
         <w:tc>
           <w:tcPr>
-            <w:tcW w:type="dxa" w:w="1950"/>
+            <w:tcW w:type="dxa" w:w="1875"/>
             <w:tcBorders>
               <w:top w:val="single" w:color="BFC9D6" w:sz="4"/>
               <w:left w:val="single" w:color="BFC9D6" w:sz="4"/>
@@ -16118,43 +16118,52 @@
         </w:tc>
         <w:tc>
           <w:tcPr>
-            <w:tcW w:type="dxa" w:w="2454"/>
-            <w:tcBorders>
-              <w:top w:val="single" w:color="BFC9D6" w:sz="4"/>
-              <w:left w:val="single" w:color="BFC9D6" w:sz="4"/>
-              <w:bottom w:val="single" w:color="BFC9D6" w:sz="4"/>
-              <w:right w:val="single" w:color="BFC9D6" w:sz="4"/>
-            </w:tcBorders>
-            <w:tcMar>
-              <w:top w:type="dxa" w:w="50"/>
-              <w:left w:type="dxa" w:w="90"/>
-              <w:bottom w:type="dxa" w:w="50"/>
-              <w:right w:type="dxa" w:w="90"/>
-            </w:tcMar>
-            <w:vAlign w:val="top"/>
-          </w:tcPr>
-          <w:p>
-            <w:pPr>
-              <w:keepNext w:val="false"/>
-              <w:bidi/>
-              <w:spacing w:after="30" w:before="30" w:line="264"/>
-            </w:pPr>
-            <w:r>
-              <w:rPr>
-                <w:rFonts w:ascii="Arial" w:cs="Arial" w:eastAsia="Arial" w:hAnsi="Arial"/>
-                <w:b w:val="false"/>
-                <w:bCs w:val="false"/>
-                <w:sz w:val="18"/>
-                <w:szCs w:val="18"/>
-                <w:rtl/>
-              </w:rPr>
-              <w:t xml:space="preserve">خدمة إدارة مفاتيح أو وحدة أمن عتادية خارج VPS القاعدة وخارج حساب الاستضافة نفسه، تدعم اللف والفك دون تصدير المفتاح</w:t>
-            </w:r>
-          </w:p>
-        </w:tc>
-        <w:tc>
-          <w:tcPr>
-            <w:tcW w:type="dxa" w:w="1560"/>
+            <w:tcW w:type="dxa" w:w="2738"/>
+            <w:tcBorders>
+              <w:top w:val="single" w:color="BFC9D6" w:sz="4"/>
+              <w:left w:val="single" w:color="BFC9D6" w:sz="4"/>
+              <w:bottom w:val="single" w:color="BFC9D6" w:sz="4"/>
+              <w:right w:val="single" w:color="BFC9D6" w:sz="4"/>
+            </w:tcBorders>
+            <w:tcMar>
+              <w:top w:type="dxa" w:w="50"/>
+              <w:left w:type="dxa" w:w="90"/>
+              <w:bottom w:type="dxa" w:w="50"/>
+              <w:right w:type="dxa" w:w="90"/>
+            </w:tcMar>
+            <w:vAlign w:val="top"/>
+          </w:tcPr>
+          <w:p>
+            <w:pPr>
+              <w:keepNext w:val="false"/>
+              <w:bidi/>
+              <w:spacing w:after="30" w:before="30" w:line="264"/>
+            </w:pPr>
+            <w:r>
+              <w:rPr>
+                <w:rFonts w:ascii="Segoe UI Emoji" w:cs="Segoe UI Emoji" w:eastAsia="Segoe UI Emoji" w:hAnsi="Segoe UI Emoji"/>
+                <w:sz w:val="18"/>
+                <w:szCs w:val="18"/>
+                <w:rtl/>
+              </w:rPr>
+              <w:t xml:space="preserve">✅</w:t>
+            </w:r>
+            <w:r>
+              <w:rPr>
+                <w:rFonts w:ascii="Arial" w:cs="Arial" w:eastAsia="Arial" w:hAnsi="Arial"/>
+                <w:b w:val="false"/>
+                <w:bCs w:val="false"/>
+                <w:sz w:val="18"/>
+                <w:szCs w:val="18"/>
+                <w:rtl/>
+              </w:rPr>
+              <w:t xml:space="preserve"> معتمد من المالك (2026-10-12): خدمة إدارة مفاتيح أو وحدة أمن عتادية خارج VPS القاعدة وخارج حساب الاستضافة نفسه، تدعم اللف والفك دون تصدير المفتاح</w:t>
+            </w:r>
+          </w:p>
+        </w:tc>
+        <w:tc>
+          <w:tcPr>
+            <w:tcW w:type="dxa" w:w="1500"/>
             <w:tcBorders>
               <w:top w:val="single" w:color="BFC9D6" w:sz="4"/>
               <w:left w:val="single" w:color="BFC9D6" w:sz="4"/>
@@ -16190,7 +16199,7 @@
         </w:tc>
         <w:tc>
           <w:tcPr>
-            <w:tcW w:type="dxa" w:w="2145"/>
+            <w:tcW w:type="dxa" w:w="2063"/>
             <w:tcBorders>
               <w:top w:val="single" w:color="BFC9D6" w:sz="4"/>
               <w:left w:val="single" w:color="BFC9D6" w:sz="4"/>
@@ -16231,7 +16240,7 @@
         </w:trPr>
         <w:tc>
           <w:tcPr>
-            <w:tcW w:type="dxa" w:w="1755"/>
+            <w:tcW w:type="dxa" w:w="1688"/>
             <w:tcBorders>
               <w:top w:val="single" w:color="BFC9D6" w:sz="4"/>
               <w:left w:val="single" w:color="BFC9D6" w:sz="4"/>
@@ -16268,7 +16277,7 @@
         </w:tc>
         <w:tc>
           <w:tcPr>
-            <w:tcW w:type="dxa" w:w="1950"/>
+            <w:tcW w:type="dxa" w:w="1875"/>
             <w:tcBorders>
               <w:top w:val="single" w:color="BFC9D6" w:sz="4"/>
               <w:left w:val="single" w:color="BFC9D6" w:sz="4"/>
@@ -16305,7 +16314,7 @@
         </w:tc>
         <w:tc>
           <w:tcPr>
-            <w:tcW w:type="dxa" w:w="2454"/>
+            <w:tcW w:type="dxa" w:w="2738"/>
             <w:tcBorders>
               <w:top w:val="single" w:color="BFC9D6" w:sz="4"/>
               <w:left w:val="single" w:color="BFC9D6" w:sz="4"/>
@@ -16329,20 +16338,29 @@
             </w:pPr>
             <w:r>
               <w:rPr>
-                <w:rFonts w:ascii="Arial" w:cs="Arial" w:eastAsia="Arial" w:hAnsi="Arial"/>
-                <w:b w:val="false"/>
-                <w:bCs w:val="false"/>
-                <w:sz w:val="18"/>
-                <w:szCs w:val="18"/>
-                <w:rtl/>
-              </w:rPr>
-              <w:t xml:space="preserve">KC-1 مسؤول الأمن، KC-2 ممثل المالك؛ DBA مستبعد من K-05</w:t>
-            </w:r>
-          </w:p>
-        </w:tc>
-        <w:tc>
-          <w:tcPr>
-            <w:tcW w:type="dxa" w:w="1560"/>
+                <w:rFonts w:ascii="Segoe UI Emoji" w:cs="Segoe UI Emoji" w:eastAsia="Segoe UI Emoji" w:hAnsi="Segoe UI Emoji"/>
+                <w:sz w:val="18"/>
+                <w:szCs w:val="18"/>
+                <w:rtl/>
+              </w:rPr>
+              <w:t xml:space="preserve">✅</w:t>
+            </w:r>
+            <w:r>
+              <w:rPr>
+                <w:rFonts w:ascii="Arial" w:cs="Arial" w:eastAsia="Arial" w:hAnsi="Arial"/>
+                <w:b w:val="false"/>
+                <w:bCs w:val="false"/>
+                <w:sz w:val="18"/>
+                <w:szCs w:val="18"/>
+                <w:rtl/>
+              </w:rPr>
+              <w:t xml:space="preserve"> معتمد من المالك (2026-10-12): KC-1 مسؤول الأمن، KC-2 ممثل المالك؛ DBA مستبعد من K-05</w:t>
+            </w:r>
+          </w:p>
+        </w:tc>
+        <w:tc>
+          <w:tcPr>
+            <w:tcW w:type="dxa" w:w="1500"/>
             <w:tcBorders>
               <w:top w:val="single" w:color="BFC9D6" w:sz="4"/>
               <w:left w:val="single" w:color="BFC9D6" w:sz="4"/>
@@ -16379,7 +16397,7 @@
         </w:tc>
         <w:tc>
           <w:tcPr>
-            <w:tcW w:type="dxa" w:w="2145"/>
+            <w:tcW w:type="dxa" w:w="2063"/>
             <w:tcBorders>
               <w:top w:val="single" w:color="BFC9D6" w:sz="4"/>
               <w:left w:val="single" w:color="BFC9D6" w:sz="4"/>
@@ -16421,7 +16439,7 @@
         </w:trPr>
         <w:tc>
           <w:tcPr>
-            <w:tcW w:type="dxa" w:w="1755"/>
+            <w:tcW w:type="dxa" w:w="1688"/>
             <w:tcBorders>
               <w:top w:val="single" w:color="BFC9D6" w:sz="4"/>
               <w:left w:val="single" w:color="BFC9D6" w:sz="4"/>
@@ -16457,7 +16475,7 @@
         </w:tc>
         <w:tc>
           <w:tcPr>
-            <w:tcW w:type="dxa" w:w="1950"/>
+            <w:tcW w:type="dxa" w:w="1875"/>
             <w:tcBorders>
               <w:top w:val="single" w:color="BFC9D6" w:sz="4"/>
               <w:left w:val="single" w:color="BFC9D6" w:sz="4"/>
@@ -16493,43 +16511,52 @@
         </w:tc>
         <w:tc>
           <w:tcPr>
-            <w:tcW w:type="dxa" w:w="2454"/>
-            <w:tcBorders>
-              <w:top w:val="single" w:color="BFC9D6" w:sz="4"/>
-              <w:left w:val="single" w:color="BFC9D6" w:sz="4"/>
-              <w:bottom w:val="single" w:color="BFC9D6" w:sz="4"/>
-              <w:right w:val="single" w:color="BFC9D6" w:sz="4"/>
-            </w:tcBorders>
-            <w:tcMar>
-              <w:top w:type="dxa" w:w="50"/>
-              <w:left w:type="dxa" w:w="90"/>
-              <w:bottom w:type="dxa" w:w="50"/>
-              <w:right w:type="dxa" w:w="90"/>
-            </w:tcMar>
-            <w:vAlign w:val="top"/>
-          </w:tcPr>
-          <w:p>
-            <w:pPr>
-              <w:keepNext w:val="false"/>
-              <w:bidi/>
-              <w:spacing w:after="30" w:before="30" w:line="264"/>
-            </w:pPr>
-            <w:r>
-              <w:rPr>
-                <w:rFonts w:ascii="Arial" w:cs="Arial" w:eastAsia="Arial" w:hAnsi="Arial"/>
-                <w:b w:val="false"/>
-                <w:bCs w:val="false"/>
-                <w:sz w:val="18"/>
-                <w:szCs w:val="18"/>
-                <w:rtl/>
-              </w:rPr>
-              <w:t xml:space="preserve">نصفان ومظروفان في موقعين؛ البديل 2 من 3</w:t>
-            </w:r>
-          </w:p>
-        </w:tc>
-        <w:tc>
-          <w:tcPr>
-            <w:tcW w:type="dxa" w:w="1560"/>
+            <w:tcW w:type="dxa" w:w="2738"/>
+            <w:tcBorders>
+              <w:top w:val="single" w:color="BFC9D6" w:sz="4"/>
+              <w:left w:val="single" w:color="BFC9D6" w:sz="4"/>
+              <w:bottom w:val="single" w:color="BFC9D6" w:sz="4"/>
+              <w:right w:val="single" w:color="BFC9D6" w:sz="4"/>
+            </w:tcBorders>
+            <w:tcMar>
+              <w:top w:type="dxa" w:w="50"/>
+              <w:left w:type="dxa" w:w="90"/>
+              <w:bottom w:type="dxa" w:w="50"/>
+              <w:right w:type="dxa" w:w="90"/>
+            </w:tcMar>
+            <w:vAlign w:val="top"/>
+          </w:tcPr>
+          <w:p>
+            <w:pPr>
+              <w:keepNext w:val="false"/>
+              <w:bidi/>
+              <w:spacing w:after="30" w:before="30" w:line="264"/>
+            </w:pPr>
+            <w:r>
+              <w:rPr>
+                <w:rFonts w:ascii="Segoe UI Emoji" w:cs="Segoe UI Emoji" w:eastAsia="Segoe UI Emoji" w:hAnsi="Segoe UI Emoji"/>
+                <w:sz w:val="18"/>
+                <w:szCs w:val="18"/>
+                <w:rtl/>
+              </w:rPr>
+              <w:t xml:space="preserve">✅</w:t>
+            </w:r>
+            <w:r>
+              <w:rPr>
+                <w:rFonts w:ascii="Arial" w:cs="Arial" w:eastAsia="Arial" w:hAnsi="Arial"/>
+                <w:b w:val="false"/>
+                <w:bCs w:val="false"/>
+                <w:sz w:val="18"/>
+                <w:szCs w:val="18"/>
+                <w:rtl/>
+              </w:rPr>
+              <w:t xml:space="preserve"> معتمد من المالك (2026-10-12): نصفان ومظروفان في موقعين؛ البديل 2 من 3</w:t>
+            </w:r>
+          </w:p>
+        </w:tc>
+        <w:tc>
+          <w:tcPr>
+            <w:tcW w:type="dxa" w:w="1500"/>
             <w:tcBorders>
               <w:top w:val="single" w:color="BFC9D6" w:sz="4"/>
               <w:left w:val="single" w:color="BFC9D6" w:sz="4"/>
@@ -16565,7 +16592,7 @@
         </w:tc>
         <w:tc>
           <w:tcPr>
-            <w:tcW w:type="dxa" w:w="2145"/>
+            <w:tcW w:type="dxa" w:w="2063"/>
             <w:tcBorders>
               <w:top w:val="single" w:color="BFC9D6" w:sz="4"/>
               <w:left w:val="single" w:color="BFC9D6" w:sz="4"/>
@@ -16606,7 +16633,7 @@
         </w:trPr>
         <w:tc>
           <w:tcPr>
-            <w:tcW w:type="dxa" w:w="1755"/>
+            <w:tcW w:type="dxa" w:w="1688"/>
             <w:tcBorders>
               <w:top w:val="single" w:color="BFC9D6" w:sz="4"/>
               <w:left w:val="single" w:color="BFC9D6" w:sz="4"/>
@@ -16643,7 +16670,7 @@
         </w:tc>
         <w:tc>
           <w:tcPr>
-            <w:tcW w:type="dxa" w:w="1950"/>
+            <w:tcW w:type="dxa" w:w="1875"/>
             <w:tcBorders>
               <w:top w:val="single" w:color="BFC9D6" w:sz="4"/>
               <w:left w:val="single" w:color="BFC9D6" w:sz="4"/>
@@ -16680,7 +16707,7 @@
         </w:tc>
         <w:tc>
           <w:tcPr>
-            <w:tcW w:type="dxa" w:w="2454"/>
+            <w:tcW w:type="dxa" w:w="2738"/>
             <w:tcBorders>
               <w:top w:val="single" w:color="BFC9D6" w:sz="4"/>
               <w:left w:val="single" w:color="BFC9D6" w:sz="4"/>
@@ -16717,7 +16744,7 @@
         </w:tc>
         <w:tc>
           <w:tcPr>
-            <w:tcW w:type="dxa" w:w="1560"/>
+            <w:tcW w:type="dxa" w:w="1500"/>
             <w:tcBorders>
               <w:top w:val="single" w:color="BFC9D6" w:sz="4"/>
               <w:left w:val="single" w:color="BFC9D6" w:sz="4"/>
@@ -16754,7 +16781,7 @@
         </w:tc>
         <w:tc>
           <w:tcPr>
-            <w:tcW w:type="dxa" w:w="2145"/>
+            <w:tcW w:type="dxa" w:w="2063"/>
             <w:tcBorders>
               <w:top w:val="single" w:color="BFC9D6" w:sz="4"/>
               <w:left w:val="single" w:color="BFC9D6" w:sz="4"/>
@@ -16796,7 +16823,7 @@
         </w:trPr>
         <w:tc>
           <w:tcPr>
-            <w:tcW w:type="dxa" w:w="1755"/>
+            <w:tcW w:type="dxa" w:w="1688"/>
             <w:tcBorders>
               <w:top w:val="single" w:color="BFC9D6" w:sz="4"/>
               <w:left w:val="single" w:color="BFC9D6" w:sz="4"/>
@@ -16832,7 +16859,7 @@
         </w:tc>
         <w:tc>
           <w:tcPr>
-            <w:tcW w:type="dxa" w:w="1950"/>
+            <w:tcW w:type="dxa" w:w="1875"/>
             <w:tcBorders>
               <w:top w:val="single" w:color="BFC9D6" w:sz="4"/>
               <w:left w:val="single" w:color="BFC9D6" w:sz="4"/>
@@ -16868,43 +16895,52 @@
         </w:tc>
         <w:tc>
           <w:tcPr>
-            <w:tcW w:type="dxa" w:w="2454"/>
-            <w:tcBorders>
-              <w:top w:val="single" w:color="BFC9D6" w:sz="4"/>
-              <w:left w:val="single" w:color="BFC9D6" w:sz="4"/>
-              <w:bottom w:val="single" w:color="BFC9D6" w:sz="4"/>
-              <w:right w:val="single" w:color="BFC9D6" w:sz="4"/>
-            </w:tcBorders>
-            <w:tcMar>
-              <w:top w:type="dxa" w:w="50"/>
-              <w:left w:type="dxa" w:w="90"/>
-              <w:bottom w:type="dxa" w:w="50"/>
-              <w:right w:type="dxa" w:w="90"/>
-            </w:tcMar>
-            <w:vAlign w:val="top"/>
-          </w:tcPr>
-          <w:p>
-            <w:pPr>
-              <w:keepNext w:val="false"/>
-              <w:bidi/>
-              <w:spacing w:after="30" w:before="30" w:line="264"/>
-            </w:pPr>
-            <w:r>
-              <w:rPr>
-                <w:rFonts w:ascii="Arial" w:cs="Arial" w:eastAsia="Arial" w:hAnsi="Arial"/>
-                <w:b w:val="false"/>
-                <w:bCs w:val="false"/>
-                <w:sz w:val="18"/>
-                <w:szCs w:val="18"/>
-                <w:rtl/>
-              </w:rPr>
-              <w:t xml:space="preserve">يُتحقق قبل الشراء؛ CI يستعمل Developer</w:t>
-            </w:r>
-          </w:p>
-        </w:tc>
-        <w:tc>
-          <w:tcPr>
-            <w:tcW w:type="dxa" w:w="1560"/>
+            <w:tcW w:type="dxa" w:w="2738"/>
+            <w:tcBorders>
+              <w:top w:val="single" w:color="BFC9D6" w:sz="4"/>
+              <w:left w:val="single" w:color="BFC9D6" w:sz="4"/>
+              <w:bottom w:val="single" w:color="BFC9D6" w:sz="4"/>
+              <w:right w:val="single" w:color="BFC9D6" w:sz="4"/>
+            </w:tcBorders>
+            <w:tcMar>
+              <w:top w:type="dxa" w:w="50"/>
+              <w:left w:type="dxa" w:w="90"/>
+              <w:bottom w:type="dxa" w:w="50"/>
+              <w:right w:type="dxa" w:w="90"/>
+            </w:tcMar>
+            <w:vAlign w:val="top"/>
+          </w:tcPr>
+          <w:p>
+            <w:pPr>
+              <w:keepNext w:val="false"/>
+              <w:bidi/>
+              <w:spacing w:after="30" w:before="30" w:line="264"/>
+            </w:pPr>
+            <w:r>
+              <w:rPr>
+                <w:rFonts w:ascii="Segoe UI Emoji" w:cs="Segoe UI Emoji" w:eastAsia="Segoe UI Emoji" w:hAnsi="Segoe UI Emoji"/>
+                <w:sz w:val="18"/>
+                <w:szCs w:val="18"/>
+                <w:rtl/>
+              </w:rPr>
+              <w:t xml:space="preserve">✅</w:t>
+            </w:r>
+            <w:r>
+              <w:rPr>
+                <w:rFonts w:ascii="Arial" w:cs="Arial" w:eastAsia="Arial" w:hAnsi="Arial"/>
+                <w:b w:val="false"/>
+                <w:bCs w:val="false"/>
+                <w:sz w:val="18"/>
+                <w:szCs w:val="18"/>
+                <w:rtl/>
+              </w:rPr>
+              <w:t xml:space="preserve"> معتمد من المالك (2026-10-12): يُتحقق قبل الشراء؛ CI يستعمل Developer</w:t>
+            </w:r>
+          </w:p>
+        </w:tc>
+        <w:tc>
+          <w:tcPr>
+            <w:tcW w:type="dxa" w:w="1500"/>
             <w:tcBorders>
               <w:top w:val="single" w:color="BFC9D6" w:sz="4"/>
               <w:left w:val="single" w:color="BFC9D6" w:sz="4"/>
@@ -16940,7 +16976,7 @@
         </w:tc>
         <w:tc>
           <w:tcPr>
-            <w:tcW w:type="dxa" w:w="2145"/>
+            <w:tcW w:type="dxa" w:w="2063"/>
             <w:tcBorders>
               <w:top w:val="single" w:color="BFC9D6" w:sz="4"/>
               <w:left w:val="single" w:color="BFC9D6" w:sz="4"/>
@@ -16981,7 +17017,7 @@
         </w:trPr>
         <w:tc>
           <w:tcPr>
-            <w:tcW w:type="dxa" w:w="1755"/>
+            <w:tcW w:type="dxa" w:w="1688"/>
             <w:tcBorders>
               <w:top w:val="single" w:color="BFC9D6" w:sz="4"/>
               <w:left w:val="single" w:color="BFC9D6" w:sz="4"/>
@@ -17018,7 +17054,7 @@
         </w:tc>
         <w:tc>
           <w:tcPr>
-            <w:tcW w:type="dxa" w:w="1950"/>
+            <w:tcW w:type="dxa" w:w="1875"/>
             <w:tcBorders>
               <w:top w:val="single" w:color="BFC9D6" w:sz="4"/>
               <w:left w:val="single" w:color="BFC9D6" w:sz="4"/>
@@ -17055,7 +17091,7 @@
         </w:tc>
         <w:tc>
           <w:tcPr>
-            <w:tcW w:type="dxa" w:w="2454"/>
+            <w:tcW w:type="dxa" w:w="2738"/>
             <w:tcBorders>
               <w:top w:val="single" w:color="BFC9D6" w:sz="4"/>
               <w:left w:val="single" w:color="BFC9D6" w:sz="4"/>
@@ -17092,7 +17128,7 @@
         </w:tc>
         <w:tc>
           <w:tcPr>
-            <w:tcW w:type="dxa" w:w="1560"/>
+            <w:tcW w:type="dxa" w:w="1500"/>
             <w:tcBorders>
               <w:top w:val="single" w:color="BFC9D6" w:sz="4"/>
               <w:left w:val="single" w:color="BFC9D6" w:sz="4"/>
@@ -17129,7 +17165,7 @@
         </w:tc>
         <w:tc>
           <w:tcPr>
-            <w:tcW w:type="dxa" w:w="2145"/>
+            <w:tcW w:type="dxa" w:w="2063"/>
             <w:tcBorders>
               <w:top w:val="single" w:color="BFC9D6" w:sz="4"/>
               <w:left w:val="single" w:color="BFC9D6" w:sz="4"/>
@@ -17171,7 +17207,7 @@
         </w:trPr>
         <w:tc>
           <w:tcPr>
-            <w:tcW w:type="dxa" w:w="1755"/>
+            <w:tcW w:type="dxa" w:w="1688"/>
             <w:tcBorders>
               <w:top w:val="single" w:color="BFC9D6" w:sz="4"/>
               <w:left w:val="single" w:color="BFC9D6" w:sz="4"/>
@@ -17207,7 +17243,7 @@
         </w:tc>
         <w:tc>
           <w:tcPr>
-            <w:tcW w:type="dxa" w:w="1950"/>
+            <w:tcW w:type="dxa" w:w="1875"/>
             <w:tcBorders>
               <w:top w:val="single" w:color="BFC9D6" w:sz="4"/>
               <w:left w:val="single" w:color="BFC9D6" w:sz="4"/>
@@ -17243,7 +17279,7 @@
         </w:tc>
         <w:tc>
           <w:tcPr>
-            <w:tcW w:type="dxa" w:w="2454"/>
+            <w:tcW w:type="dxa" w:w="2738"/>
             <w:tcBorders>
               <w:top w:val="single" w:color="BFC9D6" w:sz="4"/>
               <w:left w:val="single" w:color="BFC9D6" w:sz="4"/>
@@ -17279,7 +17315,7 @@
         </w:tc>
         <w:tc>
           <w:tcPr>
-            <w:tcW w:type="dxa" w:w="1560"/>
+            <w:tcW w:type="dxa" w:w="1500"/>
             <w:tcBorders>
               <w:top w:val="single" w:color="BFC9D6" w:sz="4"/>
               <w:left w:val="single" w:color="BFC9D6" w:sz="4"/>
@@ -17315,7 +17351,7 @@
         </w:tc>
         <w:tc>
           <w:tcPr>
-            <w:tcW w:type="dxa" w:w="2145"/>
+            <w:tcW w:type="dxa" w:w="2063"/>
             <w:tcBorders>
               <w:top w:val="single" w:color="BFC9D6" w:sz="4"/>
               <w:left w:val="single" w:color="BFC9D6" w:sz="4"/>
@@ -17356,7 +17392,7 @@
         </w:trPr>
         <w:tc>
           <w:tcPr>
-            <w:tcW w:type="dxa" w:w="1755"/>
+            <w:tcW w:type="dxa" w:w="1688"/>
             <w:tcBorders>
               <w:top w:val="single" w:color="BFC9D6" w:sz="4"/>
               <w:left w:val="single" w:color="BFC9D6" w:sz="4"/>
@@ -17393,7 +17429,7 @@
         </w:tc>
         <w:tc>
           <w:tcPr>
-            <w:tcW w:type="dxa" w:w="1950"/>
+            <w:tcW w:type="dxa" w:w="1875"/>
             <w:tcBorders>
               <w:top w:val="single" w:color="BFC9D6" w:sz="4"/>
               <w:left w:val="single" w:color="BFC9D6" w:sz="4"/>
@@ -17430,7 +17466,7 @@
         </w:tc>
         <w:tc>
           <w:tcPr>
-            <w:tcW w:type="dxa" w:w="2454"/>
+            <w:tcW w:type="dxa" w:w="2738"/>
             <w:tcBorders>
               <w:top w:val="single" w:color="BFC9D6" w:sz="4"/>
               <w:left w:val="single" w:color="BFC9D6" w:sz="4"/>
@@ -17480,7 +17516,7 @@
         </w:tc>
         <w:tc>
           <w:tcPr>
-            <w:tcW w:type="dxa" w:w="1560"/>
+            <w:tcW w:type="dxa" w:w="1500"/>
             <w:tcBorders>
               <w:top w:val="single" w:color="BFC9D6" w:sz="4"/>
               <w:left w:val="single" w:color="BFC9D6" w:sz="4"/>
@@ -17517,7 +17553,7 @@
         </w:tc>
         <w:tc>
           <w:tcPr>
-            <w:tcW w:type="dxa" w:w="2145"/>
+            <w:tcW w:type="dxa" w:w="2063"/>
             <w:tcBorders>
               <w:top w:val="single" w:color="BFC9D6" w:sz="4"/>
               <w:left w:val="single" w:color="BFC9D6" w:sz="4"/>
@@ -17559,7 +17595,7 @@
         </w:trPr>
         <w:tc>
           <w:tcPr>
-            <w:tcW w:type="dxa" w:w="1755"/>
+            <w:tcW w:type="dxa" w:w="1688"/>
             <w:tcBorders>
               <w:top w:val="single" w:color="BFC9D6" w:sz="4"/>
               <w:left w:val="single" w:color="BFC9D6" w:sz="4"/>
@@ -17595,7 +17631,7 @@
         </w:tc>
         <w:tc>
           <w:tcPr>
-            <w:tcW w:type="dxa" w:w="1950"/>
+            <w:tcW w:type="dxa" w:w="1875"/>
             <w:tcBorders>
               <w:top w:val="single" w:color="BFC9D6" w:sz="4"/>
               <w:left w:val="single" w:color="BFC9D6" w:sz="4"/>
@@ -17631,7 +17667,7 @@
         </w:tc>
         <w:tc>
           <w:tcPr>
-            <w:tcW w:type="dxa" w:w="2454"/>
+            <w:tcW w:type="dxa" w:w="2738"/>
             <w:tcBorders>
               <w:top w:val="single" w:color="BFC9D6" w:sz="4"/>
               <w:left w:val="single" w:color="BFC9D6" w:sz="4"/>
@@ -17667,7 +17703,7 @@
         </w:tc>
         <w:tc>
           <w:tcPr>
-            <w:tcW w:type="dxa" w:w="1560"/>
+            <w:tcW w:type="dxa" w:w="1500"/>
             <w:tcBorders>
               <w:top w:val="single" w:color="BFC9D6" w:sz="4"/>
               <w:left w:val="single" w:color="BFC9D6" w:sz="4"/>
@@ -17703,7 +17739,7 @@
         </w:tc>
         <w:tc>
           <w:tcPr>
-            <w:tcW w:type="dxa" w:w="2145"/>
+            <w:tcW w:type="dxa" w:w="2063"/>
             <w:tcBorders>
               <w:top w:val="single" w:color="BFC9D6" w:sz="4"/>
               <w:left w:val="single" w:color="BFC9D6" w:sz="4"/>
@@ -17744,7 +17780,7 @@
         </w:trPr>
         <w:tc>
           <w:tcPr>
-            <w:tcW w:type="dxa" w:w="1755"/>
+            <w:tcW w:type="dxa" w:w="1688"/>
             <w:tcBorders>
               <w:top w:val="single" w:color="BFC9D6" w:sz="4"/>
               <w:left w:val="single" w:color="BFC9D6" w:sz="4"/>
@@ -17781,7 +17817,7 @@
         </w:tc>
         <w:tc>
           <w:tcPr>
-            <w:tcW w:type="dxa" w:w="1950"/>
+            <w:tcW w:type="dxa" w:w="1875"/>
             <w:tcBorders>
               <w:top w:val="single" w:color="BFC9D6" w:sz="4"/>
               <w:left w:val="single" w:color="BFC9D6" w:sz="4"/>
@@ -17818,7 +17854,7 @@
         </w:tc>
         <w:tc>
           <w:tcPr>
-            <w:tcW w:type="dxa" w:w="2454"/>
+            <w:tcW w:type="dxa" w:w="2738"/>
             <w:tcBorders>
               <w:top w:val="single" w:color="BFC9D6" w:sz="4"/>
               <w:left w:val="single" w:color="BFC9D6" w:sz="4"/>
@@ -17842,20 +17878,29 @@
             </w:pPr>
             <w:r>
               <w:rPr>
-                <w:rFonts w:ascii="Arial" w:cs="Arial" w:eastAsia="Arial" w:hAnsi="Arial"/>
-                <w:b w:val="false"/>
-                <w:bCs w:val="false"/>
-                <w:sz w:val="18"/>
-                <w:szCs w:val="18"/>
-                <w:rtl/>
-              </w:rPr>
-              <w:t xml:space="preserve">وحدة تخزين مستقلة على VPS مع نسخ منفصل</w:t>
-            </w:r>
-          </w:p>
-        </w:tc>
-        <w:tc>
-          <w:tcPr>
-            <w:tcW w:type="dxa" w:w="1560"/>
+                <w:rFonts w:ascii="Segoe UI Emoji" w:cs="Segoe UI Emoji" w:eastAsia="Segoe UI Emoji" w:hAnsi="Segoe UI Emoji"/>
+                <w:sz w:val="18"/>
+                <w:szCs w:val="18"/>
+                <w:rtl/>
+              </w:rPr>
+              <w:t xml:space="preserve">✅</w:t>
+            </w:r>
+            <w:r>
+              <w:rPr>
+                <w:rFonts w:ascii="Arial" w:cs="Arial" w:eastAsia="Arial" w:hAnsi="Arial"/>
+                <w:b w:val="false"/>
+                <w:bCs w:val="false"/>
+                <w:sz w:val="18"/>
+                <w:szCs w:val="18"/>
+                <w:rtl/>
+              </w:rPr>
+              <w:t xml:space="preserve"> معتمد من المالك (2026-10-12): وحدة تخزين مستقلة على VPS مع نسخ منفصل</w:t>
+            </w:r>
+          </w:p>
+        </w:tc>
+        <w:tc>
+          <w:tcPr>
+            <w:tcW w:type="dxa" w:w="1500"/>
             <w:tcBorders>
               <w:top w:val="single" w:color="BFC9D6" w:sz="4"/>
               <w:left w:val="single" w:color="BFC9D6" w:sz="4"/>
@@ -17892,7 +17937,7 @@
         </w:tc>
         <w:tc>
           <w:tcPr>
-            <w:tcW w:type="dxa" w:w="2145"/>
+            <w:tcW w:type="dxa" w:w="2063"/>
             <w:tcBorders>
               <w:top w:val="single" w:color="BFC9D6" w:sz="4"/>
               <w:left w:val="single" w:color="BFC9D6" w:sz="4"/>
@@ -17934,7 +17979,7 @@
         </w:trPr>
         <w:tc>
           <w:tcPr>
-            <w:tcW w:type="dxa" w:w="1755"/>
+            <w:tcW w:type="dxa" w:w="1688"/>
             <w:tcBorders>
               <w:top w:val="single" w:color="BFC9D6" w:sz="4"/>
               <w:left w:val="single" w:color="BFC9D6" w:sz="4"/>
@@ -17970,7 +18015,7 @@
         </w:tc>
         <w:tc>
           <w:tcPr>
-            <w:tcW w:type="dxa" w:w="1950"/>
+            <w:tcW w:type="dxa" w:w="1875"/>
             <w:tcBorders>
               <w:top w:val="single" w:color="BFC9D6" w:sz="4"/>
               <w:left w:val="single" w:color="BFC9D6" w:sz="4"/>
@@ -18054,7 +18099,7 @@
         </w:tc>
         <w:tc>
           <w:tcPr>
-            <w:tcW w:type="dxa" w:w="2454"/>
+            <w:tcW w:type="dxa" w:w="2738"/>
             <w:tcBorders>
               <w:top w:val="single" w:color="BFC9D6" w:sz="4"/>
               <w:left w:val="single" w:color="BFC9D6" w:sz="4"/>
@@ -18090,7 +18135,7 @@
         </w:tc>
         <w:tc>
           <w:tcPr>
-            <w:tcW w:type="dxa" w:w="1560"/>
+            <w:tcW w:type="dxa" w:w="1500"/>
             <w:tcBorders>
               <w:top w:val="single" w:color="BFC9D6" w:sz="4"/>
               <w:left w:val="single" w:color="BFC9D6" w:sz="4"/>
@@ -18126,7 +18171,7 @@
         </w:tc>
         <w:tc>
           <w:tcPr>
-            <w:tcW w:type="dxa" w:w="2145"/>
+            <w:tcW w:type="dxa" w:w="2063"/>
             <w:tcBorders>
               <w:top w:val="single" w:color="BFC9D6" w:sz="4"/>
               <w:left w:val="single" w:color="BFC9D6" w:sz="4"/>
@@ -18167,7 +18212,7 @@
         </w:trPr>
         <w:tc>
           <w:tcPr>
-            <w:tcW w:type="dxa" w:w="1755"/>
+            <w:tcW w:type="dxa" w:w="1688"/>
             <w:tcBorders>
               <w:top w:val="single" w:color="BFC9D6" w:sz="4"/>
               <w:left w:val="single" w:color="BFC9D6" w:sz="4"/>
@@ -18204,7 +18249,7 @@
         </w:tc>
         <w:tc>
           <w:tcPr>
-            <w:tcW w:type="dxa" w:w="1950"/>
+            <w:tcW w:type="dxa" w:w="1875"/>
             <w:tcBorders>
               <w:top w:val="single" w:color="BFC9D6" w:sz="4"/>
               <w:left w:val="single" w:color="BFC9D6" w:sz="4"/>
@@ -18241,7 +18286,7 @@
         </w:tc>
         <w:tc>
           <w:tcPr>
-            <w:tcW w:type="dxa" w:w="2454"/>
+            <w:tcW w:type="dxa" w:w="2738"/>
             <w:tcBorders>
               <w:top w:val="single" w:color="BFC9D6" w:sz="4"/>
               <w:left w:val="single" w:color="BFC9D6" w:sz="4"/>
@@ -18265,20 +18310,29 @@
             </w:pPr>
             <w:r>
               <w:rPr>
-                <w:rFonts w:ascii="Arial" w:cs="Arial" w:eastAsia="Arial" w:hAnsi="Arial"/>
-                <w:b w:val="false"/>
-                <w:bCs w:val="false"/>
-                <w:sz w:val="18"/>
-                <w:szCs w:val="18"/>
-                <w:rtl/>
-              </w:rPr>
-              <w:t xml:space="preserve">الحافظان من جهة المشترك</w:t>
-            </w:r>
-          </w:p>
-        </w:tc>
-        <w:tc>
-          <w:tcPr>
-            <w:tcW w:type="dxa" w:w="1560"/>
+                <w:rFonts w:ascii="Segoe UI Emoji" w:cs="Segoe UI Emoji" w:eastAsia="Segoe UI Emoji" w:hAnsi="Segoe UI Emoji"/>
+                <w:sz w:val="18"/>
+                <w:szCs w:val="18"/>
+                <w:rtl/>
+              </w:rPr>
+              <w:t xml:space="preserve">✅</w:t>
+            </w:r>
+            <w:r>
+              <w:rPr>
+                <w:rFonts w:ascii="Arial" w:cs="Arial" w:eastAsia="Arial" w:hAnsi="Arial"/>
+                <w:b w:val="false"/>
+                <w:bCs w:val="false"/>
+                <w:sz w:val="18"/>
+                <w:szCs w:val="18"/>
+                <w:rtl/>
+              </w:rPr>
+              <w:t xml:space="preserve"> معتمد من المالك (2026-10-12): الحافظان من جهة المشترك</w:t>
+            </w:r>
+          </w:p>
+        </w:tc>
+        <w:tc>
+          <w:tcPr>
+            <w:tcW w:type="dxa" w:w="1500"/>
             <w:tcBorders>
               <w:top w:val="single" w:color="BFC9D6" w:sz="4"/>
               <w:left w:val="single" w:color="BFC9D6" w:sz="4"/>
@@ -18315,7 +18369,7 @@
         </w:tc>
         <w:tc>
           <w:tcPr>
-            <w:tcW w:type="dxa" w:w="2145"/>
+            <w:tcW w:type="dxa" w:w="2063"/>
             <w:tcBorders>
               <w:top w:val="single" w:color="BFC9D6" w:sz="4"/>
               <w:left w:val="single" w:color="BFC9D6" w:sz="4"/>
@@ -18357,7 +18411,7 @@
         </w:trPr>
         <w:tc>
           <w:tcPr>
-            <w:tcW w:type="dxa" w:w="1755"/>
+            <w:tcW w:type="dxa" w:w="1688"/>
             <w:tcBorders>
               <w:top w:val="single" w:color="BFC9D6" w:sz="4"/>
               <w:left w:val="single" w:color="BFC9D6" w:sz="4"/>
@@ -18393,7 +18447,7 @@
         </w:tc>
         <w:tc>
           <w:tcPr>
-            <w:tcW w:type="dxa" w:w="1950"/>
+            <w:tcW w:type="dxa" w:w="1875"/>
             <w:tcBorders>
               <w:top w:val="single" w:color="BFC9D6" w:sz="4"/>
               <w:left w:val="single" w:color="BFC9D6" w:sz="4"/>
@@ -18429,7 +18483,7 @@
         </w:tc>
         <w:tc>
           <w:tcPr>
-            <w:tcW w:type="dxa" w:w="2454"/>
+            <w:tcW w:type="dxa" w:w="2738"/>
             <w:tcBorders>
               <w:top w:val="single" w:color="BFC9D6" w:sz="4"/>
               <w:left w:val="single" w:color="BFC9D6" w:sz="4"/>
@@ -18465,7 +18519,7 @@
         </w:tc>
         <w:tc>
           <w:tcPr>
-            <w:tcW w:type="dxa" w:w="1560"/>
+            <w:tcW w:type="dxa" w:w="1500"/>
             <w:tcBorders>
               <w:top w:val="single" w:color="BFC9D6" w:sz="4"/>
               <w:left w:val="single" w:color="BFC9D6" w:sz="4"/>
@@ -18501,7 +18555,7 @@
         </w:tc>
         <w:tc>
           <w:tcPr>
-            <w:tcW w:type="dxa" w:w="2145"/>
+            <w:tcW w:type="dxa" w:w="2063"/>
             <w:tcBorders>
               <w:top w:val="single" w:color="BFC9D6" w:sz="4"/>
               <w:left w:val="single" w:color="BFC9D6" w:sz="4"/>

--- a/treasury-platform/docs/30-readiness/word/DOC-S02-key-management-encryption.docx
+++ b/treasury-platform/docs/30-readiness/word/DOC-S02-key-management-encryption.docx
@@ -13148,7 +13148,121 @@
           <w:szCs w:val="21"/>
           <w:rtl/>
         </w:rPr>
-        <w:t xml:space="preserve">مفتاح بحالة RETIRED أو REVOKED لا يُستعمل لكتابة ولا يشير إليه صف جديد؛ القاعدة في خدمة التدوير (بقية DR-20).</w:t>
+        <w:t xml:space="preserve">مفتاح بحالة RETIRED أو REVOKED لا يُستعمل لكتابة ولا يشير إليه صف جديد. </w:t>
+      </w:r>
+      <w:r>
+        <w:rPr>
+          <w:rFonts w:ascii="Segoe UI Emoji" w:cs="Segoe UI Emoji" w:eastAsia="Segoe UI Emoji" w:hAnsi="Segoe UI Emoji"/>
+          <w:sz w:val="21"/>
+          <w:szCs w:val="21"/>
+          <w:rtl/>
+        </w:rPr>
+        <w:t xml:space="preserve">✅</w:t>
+      </w:r>
+      <w:r>
+        <w:rPr>
+          <w:rFonts w:ascii="Arial" w:cs="Arial" w:eastAsia="Arial" w:hAnsi="Arial"/>
+          <w:b w:val="false"/>
+          <w:bCs w:val="false"/>
+          <w:sz w:val="21"/>
+          <w:szCs w:val="21"/>
+          <w:rtl/>
+        </w:rPr>
+        <w:t xml:space="preserve"> </w:t>
+      </w:r>
+      <w:r>
+        <w:rPr>
+          <w:rFonts w:ascii="Arial" w:cs="Arial" w:eastAsia="Arial" w:hAnsi="Arial"/>
+          <w:b/>
+          <w:bCs/>
+          <w:sz w:val="21"/>
+          <w:szCs w:val="21"/>
+          <w:rtl/>
+        </w:rPr>
+        <w:t xml:space="preserve">منفّذ في القاعدة نفسها (2026-10-21، ADR 0032، db/static/054_key_guard.sql):</w:t>
+      </w:r>
+      <w:r>
+        <w:rPr>
+          <w:rFonts w:ascii="Arial" w:cs="Arial" w:eastAsia="Arial" w:hAnsi="Arial"/>
+          <w:b w:val="false"/>
+          <w:bCs w:val="false"/>
+          <w:sz w:val="21"/>
+          <w:szCs w:val="21"/>
+          <w:rtl/>
+        </w:rPr>
+        <w:t xml:space="preserve"> قادح لكل جدول يشير إلى </w:t>
+      </w:r>
+      <w:r>
+        <w:rPr>
+          <w:rFonts w:ascii="Courier New" w:cs="Courier New" w:eastAsia="Courier New" w:hAnsi="Courier New"/>
+          <w:b w:val="false"/>
+          <w:bCs w:val="false"/>
+          <w:color w:val="1F2937"/>
+          <w:sz w:val="18"/>
+          <w:szCs w:val="18"/>
+          <w:shd w:fill="F1F3F5" w:color="auto" w:val="clear"/>
+          <w:rtl/>
+        </w:rPr>
+        <w:t xml:space="preserve">‎sec.TenantKey‎</w:t>
+      </w:r>
+      <w:r>
+        <w:rPr>
+          <w:rFonts w:ascii="Arial" w:cs="Arial" w:eastAsia="Arial" w:hAnsi="Arial"/>
+          <w:b w:val="false"/>
+          <w:bCs w:val="false"/>
+          <w:sz w:val="21"/>
+          <w:szCs w:val="21"/>
+          <w:rtl/>
+        </w:rPr>
+        <w:t xml:space="preserve">، أي 9 أعمدة مفاتيح في 6 جداول، يُبنى من </w:t>
+      </w:r>
+      <w:r>
+        <w:rPr>
+          <w:rFonts w:ascii="Courier New" w:cs="Courier New" w:eastAsia="Courier New" w:hAnsi="Courier New"/>
+          <w:b w:val="false"/>
+          <w:bCs w:val="false"/>
+          <w:color w:val="1F2937"/>
+          <w:sz w:val="18"/>
+          <w:szCs w:val="18"/>
+          <w:shd w:fill="F1F3F5" w:color="auto" w:val="clear"/>
+          <w:rtl/>
+        </w:rPr>
+        <w:t xml:space="preserve">‎sys.foreign_keys‎</w:t>
+      </w:r>
+      <w:r>
+        <w:rPr>
+          <w:rFonts w:ascii="Arial" w:cs="Arial" w:eastAsia="Arial" w:hAnsi="Arial"/>
+          <w:b w:val="false"/>
+          <w:bCs w:val="false"/>
+          <w:sz w:val="21"/>
+          <w:szCs w:val="21"/>
+          <w:rtl/>
+        </w:rPr>
+        <w:t xml:space="preserve">. فلا يُكتب صف جديد، ولا يُنقل صف، إلا على مفتاح ACTIVE (50098). وتسير حالة المفتاح إلى الأمام فقط، والحالتان RETIRED وREVOKED نهائيتان. ولا يتقاعد مفتاح ما دام صف يشير إليه. أما الإلغاء فلا يُؤخَّر أبدًا، والصفوف التي بقيت على مفتاح ملغى تعرضها </w:t>
+      </w:r>
+      <w:r>
+        <w:rPr>
+          <w:rFonts w:ascii="Courier New" w:cs="Courier New" w:eastAsia="Courier New" w:hAnsi="Courier New"/>
+          <w:b w:val="false"/>
+          <w:bCs w:val="false"/>
+          <w:color w:val="1F2937"/>
+          <w:sz w:val="18"/>
+          <w:szCs w:val="18"/>
+          <w:shd w:fill="F1F3F5" w:color="auto" w:val="clear"/>
+          <w:rtl/>
+        </w:rPr>
+        <w:t xml:space="preserve">‎sec.v_KeyReferences‎</w:t>
+      </w:r>
+      <w:r>
+        <w:rPr>
+          <w:rFonts w:ascii="Arial" w:cs="Arial" w:eastAsia="Arial" w:hAnsi="Arial"/>
+          <w:b w:val="false"/>
+          <w:bCs w:val="false"/>
+          <w:sz w:val="21"/>
+          <w:szCs w:val="21"/>
+          <w:rtl/>
+        </w:rPr>
+        <w:t xml:space="preserve"> لمهمة التدوير. الاختبارات KG1 إلى KG6.</w:t>
       </w:r>
     </w:p>
     <w:p>
@@ -18726,7 +18840,7 @@
           <w:szCs w:val="21"/>
           <w:rtl/>
         </w:rPr>
-        <w:t xml:space="preserve">DR-20 مسجَّل «open» (docs/review/design-review-2026-10-11.json:220-221)، مع أن ربط الغرض منفّذ بعد DR-02 (docs/review/design-review-2026-10-11.json:28-29، db/model/12-institutions-accounts-catalogs.model:393-396). يبقى منه منع الإشارة إلى مفتاح RETIRED أو REVOKED فقط.</w:t>
+        <w:t xml:space="preserve">DR-20 مسجَّل «open» (docs/review/design-review-2026-10-11.json:220-221)، مع أن ربط الغرض منفّذ بعد DR-02 (docs/review/design-review-2026-10-11.json:28-29، db/model/12-institutions-accounts-catalogs.model:393-396). وكان يبقى منه منع الإشارة إلى مفتاح RETIRED أو REVOKED فقط، وقد أُغلق بـ ADR 0032 (2026-10-21). ويبقى التشفير نفسه في طبقة التطبيق غير المبنية.</w:t>
       </w:r>
     </w:p>
     <w:p>

--- a/treasury-platform/docs/30-readiness/word/DOC-S02-key-management-encryption.docx
+++ b/treasury-platform/docs/30-readiness/word/DOC-S02-key-management-encryption.docx
@@ -1800,7 +1800,7 @@
                 <w:szCs w:val="18"/>
                 <w:rtl/>
               </w:rPr>
-              <w:t xml:space="preserve">docs/20-database-design.md:67 و188-202</w:t>
+              <w:t xml:space="preserve">docs/20-database-design.md:89 و199-229</w:t>
             </w:r>
           </w:p>
         </w:tc>
@@ -1977,7 +1977,7 @@
                 <w:szCs w:val="18"/>
                 <w:rtl/>
               </w:rPr>
-              <w:t xml:space="preserve">db/model/10-platform.model:276-289</w:t>
+              <w:t xml:space="preserve">db/model/10-platform.model:332-345</w:t>
             </w:r>
           </w:p>
         </w:tc>
@@ -18840,7 +18840,7 @@
           <w:szCs w:val="21"/>
           <w:rtl/>
         </w:rPr>
-        <w:t xml:space="preserve">DR-20 مسجَّل «open» (docs/review/design-review-2026-10-11.json:220-221)، مع أن ربط الغرض منفّذ بعد DR-02 (docs/review/design-review-2026-10-11.json:28-29، db/model/12-institutions-accounts-catalogs.model:393-396). وكان يبقى منه منع الإشارة إلى مفتاح RETIRED أو REVOKED فقط، وقد أُغلق بـ ADR 0032 (2026-10-21). ويبقى التشفير نفسه في طبقة التطبيق غير المبنية.</w:t>
+        <w:t xml:space="preserve">DR-20 مسجَّل «resolved» (docs/review/design-review-2026-10-11.json:229-231)، لأن ربط الغرض منفّذ بعد DR-02 (docs/review/design-review-2026-10-11.json:28-29، db/model/12-institutions-accounts-catalogs.model:393-396). وكان يبقى منه منع الإشارة إلى مفتاح RETIRED أو REVOKED فقط، وقد أُغلق بـ ADR 0032 (2026-10-21). ويبقى التشفير نفسه في طبقة التطبيق غير المبنية.</w:t>
       </w:r>
     </w:p>
     <w:p>
@@ -18875,7 +18875,7 @@
           <w:szCs w:val="21"/>
           <w:rtl/>
         </w:rPr>
-        <w:t xml:space="preserve"> مملوك للمشترك (db/generated/tsql/001_tables.sql:475)، فلا يتسع لأحداث مفاتيح المنصة التي يطلب BR-PLT-009 تسجيلها بشدة عالية.</w:t>
+        <w:t xml:space="preserve"> مملوك للمشترك (db/generated/tsql/001_tables.sql:547)، فلا يتسع لأحداث مفاتيح المنصة التي يطلب BR-PLT-009 تسجيلها بشدة عالية.</w:t>
       </w:r>
     </w:p>
     <w:p>
@@ -18910,7 +18910,7 @@
           <w:szCs w:val="21"/>
           <w:rtl/>
         </w:rPr>
-        <w:t xml:space="preserve"> يحمل حقولًا مقيّدة مشفّرة (db/model/15-workflow-notifications.model:283) بلا عمود مفتاح، خلافًا لقاعدة «عمود المفتاح في الصف يحدد الإصدار» (docs/20-database-design.md:200).</w:t>
+        <w:t xml:space="preserve"> يحمل حقولًا مقيّدة مشفّرة (db/model/15-workflow-notifications.model:282) بلا عمود مفتاح، خلافًا لقاعدة «عمود المفتاح في الصف يحدد الإصدار» (docs/20-database-design.md:227).</w:t>
       </w:r>
     </w:p>
     <w:p>
@@ -18932,7 +18932,7 @@
           <w:szCs w:val="21"/>
           <w:rtl/>
         </w:rPr>
-        <w:t xml:space="preserve">docs/20-database-design.md:183 وdb/model/10-platform.model:73 يذكران «KMS» دون منتج ولا موقع؛ القرار مفتوح (DQ-S02-1).</w:t>
+        <w:t xml:space="preserve">docs/20-database-design.md:210 وdb/model/10-platform.model:75 يذكران «KMS» دون منتج ولا موقع؛ القرار مفتوح (DQ-S02-1).</w:t>
       </w:r>
     </w:p>
     <w:p>
